--- a/baseballWeb/public/docs/2D_Baseball_Dokumentace.docx
+++ b/baseballWeb/public/docs/2D_Baseball_Dokumentace.docx
@@ -5846,7 +5846,17 @@
     </w:p>
     <w:p>
       <w:pPr>
-        <w:spacing w:before="60" w:after="60"/>
+        <w:pBdr>
+          <w:top w:val="nil"/>
+          <w:left w:val="nil"/>
+          <w:bottom w:val="nil"/>
+          <w:right w:val="nil"/>
+          <w:between w:val="nil"/>
+        </w:pBdr>
+        <w:spacing w:before="40" w:after="40"/>
+        <w:rPr>
+          <w:color w:val="000000"/>
+        </w:rPr>
       </w:pPr>
     </w:p>
     <w:p>
@@ -5854,12 +5864,34 @@
         <w:pStyle w:val="Nadpis2"/>
       </w:pPr>
       <w:r>
-        <w:t>3.2 Nadhazování (defense mód)</w:t>
+        <w:t xml:space="preserve">3.2 </w:t>
+      </w:r>
+      <w:r>
+        <w:t>D</w:t>
+      </w:r>
+      <w:r>
+        <w:t>efense mód</w:t>
+      </w:r>
+    </w:p>
+    <w:p>
+      <w:pPr>
+        <w:pStyle w:val="Nadpis2"/>
+        <w:ind w:left="720"/>
+      </w:pPr>
+      <w:r>
+        <w:t>3.2</w:t>
+      </w:r>
+      <w:r>
+        <w:t>.1</w:t>
+      </w:r>
+      <w:r>
+        <w:t xml:space="preserve"> Nadhazování </w:t>
       </w:r>
     </w:p>
     <w:p>
       <w:pPr>
         <w:spacing w:before="80" w:after="80"/>
+        <w:ind w:left="720"/>
       </w:pPr>
       <w:r>
         <w:t xml:space="preserve">Nadhazování funguje na principu pohybujícího se </w:t>
@@ -5887,18 +5919,13 @@
           <w:between w:val="nil"/>
         </w:pBdr>
         <w:spacing w:before="40" w:after="40"/>
-      </w:pPr>
-      <w:r>
-        <w:rPr>
-          <w:color w:val="000000"/>
-        </w:rPr>
-        <w:t>Hráč</w:t>
-      </w:r>
-      <w:r>
-        <w:rPr>
-          <w:color w:val="000000"/>
-        </w:rPr>
-        <w:t xml:space="preserve"> si vybere typ nadhozu</w:t>
+        <w:ind w:left="1440"/>
+      </w:pPr>
+      <w:r>
+        <w:rPr>
+          <w:color w:val="000000"/>
+        </w:rPr>
+        <w:t>Hráč si vybere typ nadhozu</w:t>
       </w:r>
     </w:p>
     <w:p>
@@ -5915,6 +5942,7 @@
           <w:between w:val="nil"/>
         </w:pBdr>
         <w:spacing w:before="40" w:after="40"/>
+        <w:ind w:left="1440"/>
       </w:pPr>
       <w:r>
         <w:rPr>
@@ -5959,6 +5987,7 @@
           <w:between w:val="nil"/>
         </w:pBdr>
         <w:spacing w:before="40" w:after="40"/>
+        <w:ind w:left="1440"/>
       </w:pPr>
       <w:r>
         <w:rPr>
@@ -5995,6 +6024,7 @@
           <w:between w:val="nil"/>
         </w:pBdr>
         <w:spacing w:before="40" w:after="40"/>
+        <w:ind w:left="1440"/>
       </w:pPr>
       <w:r>
         <w:rPr>
@@ -6045,6 +6075,7 @@
           <w:between w:val="nil"/>
         </w:pBdr>
         <w:spacing w:before="40" w:after="40"/>
+        <w:ind w:left="1440"/>
       </w:pPr>
       <w:proofErr w:type="spellStart"/>
       <w:proofErr w:type="gramStart"/>
@@ -6097,6 +6128,7 @@
           <w:between w:val="nil"/>
         </w:pBdr>
         <w:spacing w:before="40" w:after="40"/>
+        <w:ind w:left="1800"/>
       </w:pPr>
       <w:r>
         <w:rPr>
@@ -6119,6 +6151,7 @@
           <w:between w:val="nil"/>
         </w:pBdr>
         <w:spacing w:before="40" w:after="40"/>
+        <w:ind w:left="1800"/>
       </w:pPr>
       <w:r>
         <w:rPr>
@@ -6141,6 +6174,7 @@
           <w:between w:val="nil"/>
         </w:pBdr>
         <w:spacing w:before="40" w:after="40"/>
+        <w:ind w:left="1800"/>
       </w:pPr>
       <w:r>
         <w:rPr>
@@ -6163,6 +6197,7 @@
           <w:between w:val="nil"/>
         </w:pBdr>
         <w:spacing w:before="40" w:after="40"/>
+        <w:ind w:left="1800"/>
       </w:pPr>
       <w:r>
         <w:rPr>
@@ -6211,6 +6246,7 @@
           <w:between w:val="nil"/>
         </w:pBdr>
         <w:spacing w:before="40" w:after="40"/>
+        <w:ind w:left="1440"/>
       </w:pPr>
       <w:r>
         <w:rPr>
@@ -6233,6 +6269,7 @@
           <w:between w:val="nil"/>
         </w:pBdr>
         <w:spacing w:before="40" w:after="40"/>
+        <w:ind w:left="1440"/>
       </w:pPr>
       <w:r>
         <w:rPr>
@@ -6273,16 +6310,32 @@
     <w:p>
       <w:pPr>
         <w:pStyle w:val="Nadpis2"/>
-      </w:pPr>
-      <w:r>
-        <w:t>3.3 Typy hodů</w:t>
+        <w:ind w:left="720"/>
+      </w:pPr>
+      <w:r>
+        <w:t>3.</w:t>
+      </w:r>
+      <w:r>
+        <w:t>2.</w:t>
+      </w:r>
+      <w:r>
+        <w:t>2</w:t>
+      </w:r>
+      <w:r>
+        <w:t xml:space="preserve"> </w:t>
+      </w:r>
+      <w:r>
+        <w:t xml:space="preserve">Typy </w:t>
+      </w:r>
+      <w:r>
+        <w:t>nadhozů</w:t>
       </w:r>
     </w:p>
     <w:tbl>
       <w:tblPr>
         <w:tblStyle w:val="a3"/>
         <w:tblW w:w="9360" w:type="dxa"/>
-        <w:tblInd w:w="0" w:type="dxa"/>
+        <w:tblInd w:w="720" w:type="dxa"/>
         <w:tblBorders>
           <w:top w:val="single" w:sz="4" w:space="0" w:color="000000"/>
           <w:left w:val="single" w:sz="4" w:space="0" w:color="000000"/>
@@ -6710,6 +6763,104 @@
     </w:tbl>
     <w:p>
       <w:pPr>
+        <w:pStyle w:val="Nadpis2"/>
+        <w:spacing w:before="0" w:after="0"/>
+        <w:ind w:left="720"/>
+      </w:pPr>
+    </w:p>
+    <w:p>
+      <w:pPr>
+        <w:pStyle w:val="Nadpis2"/>
+        <w:ind w:left="720"/>
+      </w:pPr>
+      <w:r>
+        <w:t>3.</w:t>
+      </w:r>
+      <w:r>
+        <w:t>2.3</w:t>
+      </w:r>
+      <w:r>
+        <w:t xml:space="preserve"> </w:t>
+      </w:r>
+      <w:proofErr w:type="spellStart"/>
+      <w:r>
+        <w:t>Pickoff</w:t>
+      </w:r>
+      <w:proofErr w:type="spellEnd"/>
+    </w:p>
+    <w:p>
+      <w:pPr>
+        <w:spacing w:before="80" w:after="80"/>
+        <w:ind w:left="720"/>
+      </w:pPr>
+      <w:r>
+        <w:t>Hráč může zkusit přistihnout běžce házením na metu před hodem. Funkce startPickoff1B/</w:t>
+      </w:r>
+      <w:proofErr w:type="gramStart"/>
+      <w:r>
+        <w:t>2B</w:t>
+      </w:r>
+      <w:proofErr w:type="gramEnd"/>
+      <w:r>
+        <w:t>/3</w:t>
+      </w:r>
+      <w:proofErr w:type="gramStart"/>
+      <w:r>
+        <w:t>B(</w:t>
+      </w:r>
+      <w:proofErr w:type="gramEnd"/>
+      <w:r>
+        <w:t xml:space="preserve">) animuje míč k dané metě, </w:t>
+      </w:r>
+      <w:proofErr w:type="spellStart"/>
+      <w:r>
+        <w:t>fielder</w:t>
+      </w:r>
+      <w:proofErr w:type="spellEnd"/>
+      <w:r>
+        <w:t xml:space="preserve"> se přesune a po animaci se vrátí. AI má šanci na </w:t>
+      </w:r>
+      <w:proofErr w:type="spellStart"/>
+      <w:r>
+        <w:t>steal</w:t>
+      </w:r>
+      <w:proofErr w:type="spellEnd"/>
+      <w:r>
+        <w:t xml:space="preserve"> i při </w:t>
+      </w:r>
+      <w:proofErr w:type="spellStart"/>
+      <w:r>
+        <w:t>pickoffu</w:t>
+      </w:r>
+      <w:proofErr w:type="spellEnd"/>
+      <w:r>
+        <w:t xml:space="preserve"> (</w:t>
+      </w:r>
+      <w:proofErr w:type="spellStart"/>
+      <w:r>
+        <w:t>aiSteal</w:t>
+      </w:r>
+      <w:proofErr w:type="spellEnd"/>
+      <w:r>
+        <w:t>(</w:t>
+      </w:r>
+      <w:proofErr w:type="spellStart"/>
+      <w:r>
+        <w:t>true</w:t>
+      </w:r>
+      <w:proofErr w:type="spellEnd"/>
+      <w:r>
+        <w:t>)).</w:t>
+      </w:r>
+    </w:p>
+    <w:p>
+      <w:pPr>
+        <w:spacing w:before="80" w:after="80"/>
+        <w:ind w:left="720"/>
+      </w:pPr>
+    </w:p>
+    <w:p>
+      <w:pPr>
         <w:spacing w:before="60" w:after="60"/>
       </w:pPr>
     </w:p>
@@ -6718,26 +6869,46 @@
         <w:pStyle w:val="Nadpis2"/>
       </w:pPr>
       <w:r>
-        <w:t xml:space="preserve">3.4 </w:t>
+        <w:lastRenderedPageBreak/>
+        <w:t xml:space="preserve">3.3 </w:t>
+      </w:r>
+      <w:proofErr w:type="spellStart"/>
+      <w:r>
+        <w:t>O</w:t>
+      </w:r>
+      <w:r>
+        <w:t>ffense</w:t>
+      </w:r>
+      <w:proofErr w:type="spellEnd"/>
+      <w:r>
+        <w:t xml:space="preserve"> mód</w:t>
+      </w:r>
+    </w:p>
+    <w:p>
+      <w:pPr>
+        <w:pStyle w:val="Nadpis2"/>
+        <w:ind w:left="720"/>
+      </w:pPr>
+      <w:r>
+        <w:t>3.</w:t>
+      </w:r>
+      <w:r>
+        <w:t>3</w:t>
+      </w:r>
+      <w:r>
+        <w:t>.1</w:t>
+      </w:r>
+      <w:r>
+        <w:t xml:space="preserve"> </w:t>
       </w:r>
       <w:r>
         <w:t>Pálení</w:t>
       </w:r>
-      <w:r>
-        <w:t xml:space="preserve"> (</w:t>
-      </w:r>
-      <w:proofErr w:type="spellStart"/>
-      <w:r>
-        <w:t>offense</w:t>
-      </w:r>
-      <w:proofErr w:type="spellEnd"/>
-      <w:r>
-        <w:t xml:space="preserve"> mód)</w:t>
-      </w:r>
     </w:p>
     <w:p>
       <w:pPr>
         <w:spacing w:before="80" w:after="80"/>
+        <w:ind w:left="720"/>
       </w:pPr>
       <w:r>
         <w:t xml:space="preserve">V </w:t>
@@ -6773,6 +6944,7 @@
           <w:between w:val="nil"/>
         </w:pBdr>
         <w:spacing w:before="40" w:after="40"/>
+        <w:ind w:left="1440"/>
       </w:pPr>
       <w:proofErr w:type="spellStart"/>
       <w:r>
@@ -6817,6 +6989,7 @@
           <w:between w:val="nil"/>
         </w:pBdr>
         <w:spacing w:before="40" w:after="40"/>
+        <w:ind w:left="1440"/>
       </w:pPr>
       <w:r>
         <w:rPr>
@@ -6844,11 +7017,13 @@
     <w:p>
       <w:pPr>
         <w:spacing w:before="60" w:after="60"/>
+        <w:ind w:left="720"/>
       </w:pPr>
     </w:p>
     <w:p>
       <w:pPr>
         <w:spacing w:before="80" w:after="80"/>
+        <w:ind w:left="720"/>
       </w:pPr>
       <w:r>
         <w:rPr>
@@ -6907,6 +7082,7 @@
           <w:between w:val="nil"/>
         </w:pBdr>
         <w:spacing w:before="40" w:after="40"/>
+        <w:ind w:left="1440"/>
       </w:pPr>
       <w:r>
         <w:rPr>
@@ -6957,6 +7133,7 @@
           <w:between w:val="nil"/>
         </w:pBdr>
         <w:spacing w:before="40" w:after="40"/>
+        <w:ind w:left="1440"/>
       </w:pPr>
       <w:r>
         <w:rPr>
@@ -6982,31 +7159,32 @@
     <w:p>
       <w:pPr>
         <w:spacing w:before="60" w:after="60"/>
-      </w:pPr>
-    </w:p>
-    <w:p>
-      <w:pPr>
-        <w:spacing w:before="60" w:after="60"/>
-      </w:pPr>
-    </w:p>
-    <w:p>
-      <w:pPr>
-        <w:spacing w:before="60" w:after="60"/>
+        <w:ind w:left="720"/>
       </w:pPr>
     </w:p>
     <w:p>
       <w:pPr>
         <w:pStyle w:val="Nadpis2"/>
-      </w:pPr>
-      <w:r>
-        <w:t>3.5 Typy zásahů</w:t>
+        <w:ind w:left="720"/>
+      </w:pPr>
+      <w:r>
+        <w:t>3.</w:t>
+      </w:r>
+      <w:r>
+        <w:t>3.</w:t>
+      </w:r>
+      <w:r>
+        <w:t>2</w:t>
+      </w:r>
+      <w:r>
+        <w:t xml:space="preserve"> Typy zásahů</w:t>
       </w:r>
     </w:p>
     <w:tbl>
       <w:tblPr>
         <w:tblStyle w:val="a4"/>
         <w:tblW w:w="9360" w:type="dxa"/>
-        <w:tblInd w:w="0" w:type="dxa"/>
+        <w:tblInd w:w="720" w:type="dxa"/>
         <w:tblBorders>
           <w:top w:val="single" w:sz="4" w:space="0" w:color="000000"/>
           <w:left w:val="single" w:sz="4" w:space="0" w:color="000000"/>
@@ -7561,14 +7739,25 @@
     <w:p>
       <w:pPr>
         <w:spacing w:before="60" w:after="60"/>
+        <w:ind w:left="720"/>
       </w:pPr>
     </w:p>
     <w:p>
       <w:pPr>
         <w:pStyle w:val="Nadpis2"/>
-      </w:pPr>
-      <w:r>
-        <w:t xml:space="preserve">3.6 Kradení </w:t>
+        <w:ind w:left="720"/>
+      </w:pPr>
+      <w:r>
+        <w:t>3.</w:t>
+      </w:r>
+      <w:r>
+        <w:t>3.</w:t>
+      </w:r>
+      <w:r>
+        <w:t>3</w:t>
+      </w:r>
+      <w:r>
+        <w:t xml:space="preserve"> Kradení </w:t>
       </w:r>
       <w:r>
         <w:t>met</w:t>
@@ -7577,6 +7766,7 @@
     <w:p>
       <w:pPr>
         <w:spacing w:before="80" w:after="80"/>
+        <w:ind w:left="720"/>
       </w:pPr>
       <w:r>
         <w:t xml:space="preserve">Systém podporuje tři typy </w:t>
@@ -7604,6 +7794,7 @@
           <w:between w:val="nil"/>
         </w:pBdr>
         <w:spacing w:before="40" w:after="40"/>
+        <w:ind w:left="1440"/>
       </w:pPr>
       <w:proofErr w:type="gramStart"/>
       <w:r>
@@ -7668,6 +7859,7 @@
           <w:between w:val="nil"/>
         </w:pBdr>
         <w:spacing w:before="40" w:after="40"/>
+        <w:ind w:left="1440"/>
       </w:pPr>
       <w:proofErr w:type="gramStart"/>
       <w:r>
@@ -7732,6 +7924,7 @@
           <w:between w:val="nil"/>
         </w:pBdr>
         <w:spacing w:before="40" w:after="40"/>
+        <w:ind w:left="1440"/>
       </w:pPr>
       <w:r>
         <w:rPr>
@@ -7793,11 +7986,13 @@
     <w:p>
       <w:pPr>
         <w:spacing w:before="60" w:after="60"/>
+        <w:ind w:left="720"/>
       </w:pPr>
     </w:p>
     <w:p>
       <w:pPr>
         <w:spacing w:before="80" w:after="80"/>
+        <w:ind w:left="720"/>
       </w:pPr>
       <w:r>
         <w:t xml:space="preserve">Tlačítka se zobrazují dynamicky dle obsazenosti </w:t>
@@ -7839,7 +8034,62 @@
     </w:p>
     <w:p>
       <w:pPr>
-        <w:spacing w:before="60" w:after="60"/>
+        <w:spacing w:before="80" w:after="80"/>
+      </w:pPr>
+    </w:p>
+    <w:p>
+      <w:pPr>
+        <w:spacing w:before="80" w:after="80"/>
+      </w:pPr>
+    </w:p>
+    <w:p>
+      <w:pPr>
+        <w:spacing w:before="80" w:after="80"/>
+      </w:pPr>
+    </w:p>
+    <w:p>
+      <w:pPr>
+        <w:spacing w:before="80" w:after="80"/>
+      </w:pPr>
+    </w:p>
+    <w:p>
+      <w:pPr>
+        <w:spacing w:before="80" w:after="80"/>
+      </w:pPr>
+    </w:p>
+    <w:p>
+      <w:pPr>
+        <w:spacing w:before="80" w:after="80"/>
+      </w:pPr>
+    </w:p>
+    <w:p>
+      <w:pPr>
+        <w:spacing w:before="80" w:after="80"/>
+      </w:pPr>
+    </w:p>
+    <w:p>
+      <w:pPr>
+        <w:spacing w:before="80" w:after="80"/>
+      </w:pPr>
+    </w:p>
+    <w:p>
+      <w:pPr>
+        <w:spacing w:before="80" w:after="80"/>
+      </w:pPr>
+    </w:p>
+    <w:p>
+      <w:pPr>
+        <w:spacing w:before="80" w:after="80"/>
+      </w:pPr>
+    </w:p>
+    <w:p>
+      <w:pPr>
+        <w:spacing w:before="80" w:after="80"/>
+      </w:pPr>
+    </w:p>
+    <w:p>
+      <w:pPr>
+        <w:spacing w:before="80" w:after="80"/>
       </w:pPr>
     </w:p>
     <w:p>
@@ -7847,107 +8097,14 @@
         <w:pStyle w:val="Nadpis2"/>
       </w:pPr>
       <w:r>
-        <w:t xml:space="preserve">3.7 </w:t>
-      </w:r>
-      <w:proofErr w:type="spellStart"/>
-      <w:r>
-        <w:t>Pickoff</w:t>
-      </w:r>
-      <w:proofErr w:type="spellEnd"/>
-    </w:p>
-    <w:p>
-      <w:pPr>
-        <w:spacing w:before="80" w:after="80"/>
-      </w:pPr>
-      <w:r>
-        <w:t>Hráč může zkusit přistihnout běžce házením</w:t>
-      </w:r>
-      <w:r>
-        <w:t xml:space="preserve"> na </w:t>
-      </w:r>
-      <w:r>
-        <w:t>metu</w:t>
-      </w:r>
-      <w:r>
-        <w:t xml:space="preserve"> před hodem. Funkce startPickoff1B/</w:t>
-      </w:r>
-      <w:proofErr w:type="gramStart"/>
-      <w:r>
-        <w:t>2B</w:t>
-      </w:r>
-      <w:proofErr w:type="gramEnd"/>
-      <w:r>
-        <w:t>/3</w:t>
-      </w:r>
-      <w:proofErr w:type="gramStart"/>
-      <w:r>
-        <w:t>B(</w:t>
-      </w:r>
-      <w:proofErr w:type="gramEnd"/>
-      <w:r>
-        <w:t xml:space="preserve">) animuje míč k dané </w:t>
-      </w:r>
-      <w:r>
-        <w:t>metě</w:t>
-      </w:r>
-      <w:r>
-        <w:t xml:space="preserve">, </w:t>
-      </w:r>
-      <w:proofErr w:type="spellStart"/>
-      <w:r>
-        <w:t>fielder</w:t>
-      </w:r>
-      <w:proofErr w:type="spellEnd"/>
-      <w:r>
-        <w:t xml:space="preserve"> se přesune a po animaci se vrátí. AI má šanci na </w:t>
-      </w:r>
-      <w:proofErr w:type="spellStart"/>
-      <w:r>
-        <w:t>steal</w:t>
-      </w:r>
-      <w:proofErr w:type="spellEnd"/>
-      <w:r>
-        <w:t xml:space="preserve"> i při </w:t>
-      </w:r>
-      <w:proofErr w:type="spellStart"/>
-      <w:r>
-        <w:t>pickoffu</w:t>
-      </w:r>
-      <w:proofErr w:type="spellEnd"/>
-      <w:r>
-        <w:t xml:space="preserve"> (</w:t>
-      </w:r>
-      <w:proofErr w:type="spellStart"/>
-      <w:r>
-        <w:t>aiSteal</w:t>
-      </w:r>
-      <w:proofErr w:type="spellEnd"/>
-      <w:r>
-        <w:t>(</w:t>
-      </w:r>
-      <w:proofErr w:type="spellStart"/>
-      <w:r>
-        <w:t>true</w:t>
-      </w:r>
-      <w:proofErr w:type="spellEnd"/>
-      <w:r>
-        <w:t>))</w:t>
-      </w:r>
-      <w:r>
-        <w:t>.</w:t>
-      </w:r>
-    </w:p>
-    <w:p>
-      <w:pPr>
-        <w:spacing w:before="60" w:after="60"/>
-      </w:pPr>
-    </w:p>
-    <w:p>
-      <w:pPr>
-        <w:pStyle w:val="Nadpis2"/>
-      </w:pPr>
-      <w:r>
-        <w:t>3.8 AI systém</w:t>
+        <w:lastRenderedPageBreak/>
+        <w:t>3.</w:t>
+      </w:r>
+      <w:r>
+        <w:t>4</w:t>
+      </w:r>
+      <w:r>
+        <w:t xml:space="preserve"> AI systém</w:t>
       </w:r>
     </w:p>
     <w:tbl>
@@ -8674,6 +8831,9 @@
       <w:r>
         <w:t>.</w:t>
       </w:r>
+      <w:r>
+        <w:br w:type="page"/>
+      </w:r>
     </w:p>
     <w:p>
       <w:pPr>
@@ -8729,9 +8889,10 @@
     </w:p>
     <w:p>
       <w:pPr>
+        <w:pStyle w:val="Odstavecseseznamem"/>
         <w:numPr>
           <w:ilvl w:val="0"/>
-          <w:numId w:val="2"/>
+          <w:numId w:val="3"/>
         </w:numPr>
         <w:pBdr>
           <w:top w:val="nil"/>
@@ -8803,7 +8964,7 @@
       <w:pPr>
         <w:numPr>
           <w:ilvl w:val="0"/>
-          <w:numId w:val="2"/>
+          <w:numId w:val="3"/>
         </w:numPr>
         <w:pBdr>
           <w:top w:val="nil"/>
@@ -8853,7 +9014,7 @@
       <w:pPr>
         <w:numPr>
           <w:ilvl w:val="0"/>
-          <w:numId w:val="2"/>
+          <w:numId w:val="3"/>
         </w:numPr>
         <w:pBdr>
           <w:top w:val="nil"/>
@@ -8889,7 +9050,7 @@
       <w:pPr>
         <w:numPr>
           <w:ilvl w:val="0"/>
-          <w:numId w:val="2"/>
+          <w:numId w:val="3"/>
         </w:numPr>
         <w:pBdr>
           <w:top w:val="nil"/>
@@ -8967,7 +9128,7 @@
       <w:pPr>
         <w:numPr>
           <w:ilvl w:val="0"/>
-          <w:numId w:val="2"/>
+          <w:numId w:val="3"/>
         </w:numPr>
         <w:pBdr>
           <w:top w:val="nil"/>
@@ -9048,7 +9209,7 @@
       <w:pPr>
         <w:numPr>
           <w:ilvl w:val="0"/>
-          <w:numId w:val="2"/>
+          <w:numId w:val="4"/>
         </w:numPr>
         <w:pBdr>
           <w:top w:val="nil"/>
@@ -9120,7 +9281,7 @@
       <w:pPr>
         <w:numPr>
           <w:ilvl w:val="0"/>
-          <w:numId w:val="2"/>
+          <w:numId w:val="4"/>
         </w:numPr>
         <w:pBdr>
           <w:top w:val="nil"/>
@@ -9178,7 +9339,7 @@
       <w:pPr>
         <w:numPr>
           <w:ilvl w:val="0"/>
-          <w:numId w:val="2"/>
+          <w:numId w:val="4"/>
         </w:numPr>
         <w:pBdr>
           <w:top w:val="nil"/>
@@ -9236,7 +9397,7 @@
       <w:pPr>
         <w:numPr>
           <w:ilvl w:val="0"/>
-          <w:numId w:val="2"/>
+          <w:numId w:val="4"/>
         </w:numPr>
         <w:pBdr>
           <w:top w:val="nil"/>
@@ -9286,7 +9447,7 @@
       <w:pPr>
         <w:numPr>
           <w:ilvl w:val="0"/>
-          <w:numId w:val="2"/>
+          <w:numId w:val="4"/>
         </w:numPr>
         <w:pBdr>
           <w:top w:val="nil"/>
@@ -9868,7 +10029,7 @@
       <w:pPr>
         <w:numPr>
           <w:ilvl w:val="0"/>
-          <w:numId w:val="2"/>
+          <w:numId w:val="5"/>
         </w:numPr>
         <w:pBdr>
           <w:top w:val="nil"/>
@@ -9883,7 +10044,13 @@
         <w:rPr>
           <w:color w:val="000000"/>
         </w:rPr>
-        <w:t>Uživatel zadá e-mail na /</w:t>
+        <w:t>Uživatel</w:t>
+      </w:r>
+      <w:r>
+        <w:rPr>
+          <w:color w:val="000000"/>
+        </w:rPr>
+        <w:t xml:space="preserve"> klikne na odkaz </w:t>
       </w:r>
       <w:proofErr w:type="spellStart"/>
       <w:r>
@@ -9898,7 +10065,7 @@
       <w:pPr>
         <w:numPr>
           <w:ilvl w:val="0"/>
-          <w:numId w:val="2"/>
+          <w:numId w:val="5"/>
         </w:numPr>
         <w:pBdr>
           <w:top w:val="nil"/>
@@ -9913,28 +10080,22 @@
         <w:rPr>
           <w:color w:val="000000"/>
         </w:rPr>
-        <w:t xml:space="preserve">Server vygeneruje </w:t>
-      </w:r>
-      <w:proofErr w:type="gramStart"/>
-      <w:r>
-        <w:rPr>
-          <w:color w:val="000000"/>
-        </w:rPr>
-        <w:t>32-byte</w:t>
-      </w:r>
-      <w:proofErr w:type="gramEnd"/>
-      <w:r>
-        <w:rPr>
-          <w:color w:val="000000"/>
-        </w:rPr>
-        <w:t xml:space="preserve"> token platný 15 minut</w:t>
-      </w:r>
+        <w:t xml:space="preserve">Uživatel zadá e-mail na </w:t>
+      </w:r>
+      <w:proofErr w:type="spellStart"/>
+      <w:r>
+        <w:rPr>
+          <w:color w:val="000000"/>
+        </w:rPr>
+        <w:t>forgot_password</w:t>
+      </w:r>
+      <w:proofErr w:type="spellEnd"/>
     </w:p>
     <w:p>
       <w:pPr>
         <w:numPr>
           <w:ilvl w:val="0"/>
-          <w:numId w:val="2"/>
+          <w:numId w:val="5"/>
         </w:numPr>
         <w:pBdr>
           <w:top w:val="nil"/>
@@ -9949,28 +10110,28 @@
         <w:rPr>
           <w:color w:val="000000"/>
         </w:rPr>
-        <w:t xml:space="preserve">E-mail s odkazem odeslán přes </w:t>
-      </w:r>
-      <w:proofErr w:type="spellStart"/>
-      <w:r>
-        <w:rPr>
-          <w:color w:val="000000"/>
-        </w:rPr>
-        <w:t>PHPMailer</w:t>
-      </w:r>
-      <w:proofErr w:type="spellEnd"/>
-      <w:r>
-        <w:rPr>
-          <w:color w:val="000000"/>
-        </w:rPr>
-        <w:t>/Gmail SMTP</w:t>
+        <w:t xml:space="preserve">Server vygeneruje </w:t>
+      </w:r>
+      <w:proofErr w:type="gramStart"/>
+      <w:r>
+        <w:rPr>
+          <w:color w:val="000000"/>
+        </w:rPr>
+        <w:t>32-byte</w:t>
+      </w:r>
+      <w:proofErr w:type="gramEnd"/>
+      <w:r>
+        <w:rPr>
+          <w:color w:val="000000"/>
+        </w:rPr>
+        <w:t xml:space="preserve"> token platný 15 minut</w:t>
       </w:r>
     </w:p>
     <w:p>
       <w:pPr>
         <w:numPr>
           <w:ilvl w:val="0"/>
-          <w:numId w:val="2"/>
+          <w:numId w:val="5"/>
         </w:numPr>
         <w:pBdr>
           <w:top w:val="nil"/>
@@ -9985,28 +10146,28 @@
         <w:rPr>
           <w:color w:val="000000"/>
         </w:rPr>
-        <w:t>Uživatel klikne na odkaz → /</w:t>
-      </w:r>
-      <w:proofErr w:type="spellStart"/>
-      <w:r>
-        <w:rPr>
-          <w:color w:val="000000"/>
-        </w:rPr>
-        <w:t>reset_password?token</w:t>
-      </w:r>
-      <w:proofErr w:type="spellEnd"/>
-      <w:r>
-        <w:rPr>
-          <w:color w:val="000000"/>
-        </w:rPr>
-        <w:t>=...</w:t>
+        <w:t xml:space="preserve">E-mail s odkazem odeslán přes </w:t>
+      </w:r>
+      <w:proofErr w:type="spellStart"/>
+      <w:r>
+        <w:rPr>
+          <w:color w:val="000000"/>
+        </w:rPr>
+        <w:t>PHPMailer</w:t>
+      </w:r>
+      <w:proofErr w:type="spellEnd"/>
+      <w:r>
+        <w:rPr>
+          <w:color w:val="000000"/>
+        </w:rPr>
+        <w:t>/Gmail SMTP</w:t>
       </w:r>
     </w:p>
     <w:p>
       <w:pPr>
         <w:numPr>
           <w:ilvl w:val="0"/>
-          <w:numId w:val="2"/>
+          <w:numId w:val="5"/>
         </w:numPr>
         <w:pBdr>
           <w:top w:val="nil"/>
@@ -10021,14 +10182,94 @@
         <w:rPr>
           <w:color w:val="000000"/>
         </w:rPr>
-        <w:t>PHP ověří token a jeho platnost</w:t>
+        <w:t>Uživatel klikne na odkaz →</w:t>
+      </w:r>
+      <w:r>
+        <w:rPr>
+          <w:color w:val="000000"/>
+        </w:rPr>
+        <w:t xml:space="preserve"> </w:t>
+      </w:r>
+      <w:r>
+        <w:rPr>
+          <w:color w:val="000000"/>
+        </w:rPr>
+        <w:t xml:space="preserve">Reset </w:t>
+      </w:r>
+      <w:proofErr w:type="spellStart"/>
+      <w:r>
+        <w:rPr>
+          <w:color w:val="000000"/>
+        </w:rPr>
+        <w:t>Password</w:t>
+      </w:r>
+      <w:proofErr w:type="spellEnd"/>
+      <w:r>
+        <w:rPr>
+          <w:color w:val="000000"/>
+        </w:rPr>
+        <w:t xml:space="preserve"> </w:t>
+      </w:r>
+      <w:r>
+        <w:rPr>
+          <w:color w:val="000000"/>
+        </w:rPr>
+        <w:t>(</w:t>
+      </w:r>
+      <w:r>
+        <w:rPr>
+          <w:color w:val="000000"/>
+        </w:rPr>
+        <w:t>/</w:t>
+      </w:r>
+      <w:proofErr w:type="spellStart"/>
+      <w:r>
+        <w:rPr>
+          <w:color w:val="000000"/>
+        </w:rPr>
+        <w:t>reset_password?token</w:t>
+      </w:r>
+      <w:proofErr w:type="spellEnd"/>
+      <w:r>
+        <w:rPr>
+          <w:color w:val="000000"/>
+        </w:rPr>
+        <w:t>=...</w:t>
+      </w:r>
+      <w:r>
+        <w:rPr>
+          <w:color w:val="000000"/>
+        </w:rPr>
+        <w:t>)</w:t>
       </w:r>
     </w:p>
     <w:p>
       <w:pPr>
         <w:numPr>
           <w:ilvl w:val="0"/>
-          <w:numId w:val="2"/>
+          <w:numId w:val="5"/>
+        </w:numPr>
+        <w:pBdr>
+          <w:top w:val="nil"/>
+          <w:left w:val="nil"/>
+          <w:bottom w:val="nil"/>
+          <w:right w:val="nil"/>
+          <w:between w:val="nil"/>
+        </w:pBdr>
+        <w:spacing w:before="40" w:after="40"/>
+      </w:pPr>
+      <w:r>
+        <w:rPr>
+          <w:color w:val="000000"/>
+        </w:rPr>
+        <w:t>PHP ověří token a jeho platnost</w:t>
+      </w:r>
+    </w:p>
+    <w:p>
+      <w:pPr>
+        <w:numPr>
+          <w:ilvl w:val="0"/>
+          <w:numId w:val="5"/>
         </w:numPr>
         <w:pBdr>
           <w:top w:val="nil"/>
@@ -10258,11 +10499,9 @@
       <w:r>
         <w:t xml:space="preserve">Všechna nastavení jsou </w:t>
       </w:r>
-      <w:proofErr w:type="spellStart"/>
-      <w:r>
-        <w:t>perzistována</w:t>
-      </w:r>
-      <w:proofErr w:type="spellEnd"/>
+      <w:r>
+        <w:t>uložena</w:t>
+      </w:r>
       <w:r>
         <w:t xml:space="preserve"> v </w:t>
       </w:r>
@@ -12552,6 +12791,9 @@
       <w:r>
         <w:t>6.3 Design systém</w:t>
       </w:r>
+      <w:r>
+        <w:t>u</w:t>
+      </w:r>
     </w:p>
     <w:p>
       <w:pPr>
@@ -13756,7 +13998,7 @@
       <w:pPr>
         <w:numPr>
           <w:ilvl w:val="0"/>
-          <w:numId w:val="2"/>
+          <w:numId w:val="5"/>
         </w:numPr>
         <w:pBdr>
           <w:top w:val="nil"/>
@@ -13786,7 +14028,7 @@
       <w:pPr>
         <w:numPr>
           <w:ilvl w:val="0"/>
-          <w:numId w:val="2"/>
+          <w:numId w:val="5"/>
         </w:numPr>
         <w:pBdr>
           <w:top w:val="nil"/>
@@ -13830,7 +14072,7 @@
       <w:pPr>
         <w:numPr>
           <w:ilvl w:val="0"/>
-          <w:numId w:val="2"/>
+          <w:numId w:val="5"/>
         </w:numPr>
         <w:pBdr>
           <w:top w:val="nil"/>
@@ -13852,7 +14094,7 @@
       <w:pPr>
         <w:numPr>
           <w:ilvl w:val="0"/>
-          <w:numId w:val="2"/>
+          <w:numId w:val="5"/>
         </w:numPr>
         <w:pBdr>
           <w:top w:val="nil"/>
@@ -15388,7 +15630,19 @@
         <w:rPr>
           <w:color w:val="000000"/>
         </w:rPr>
-        <w:t>AI protivník s nastavitelnými pravděpodobnostmi</w:t>
+        <w:t xml:space="preserve">AI </w:t>
+      </w:r>
+      <w:r>
+        <w:rPr>
+          <w:color w:val="000000"/>
+        </w:rPr>
+        <w:t>soupeř</w:t>
+      </w:r>
+      <w:r>
+        <w:rPr>
+          <w:color w:val="000000"/>
+        </w:rPr>
+        <w:t xml:space="preserve"> s nastavitelnými pravděpodobnostmi</w:t>
       </w:r>
     </w:p>
     <w:p>
@@ -16073,15 +16327,7 @@
         <w:sz w:val="16"/>
         <w:szCs w:val="16"/>
       </w:rPr>
-      <w:t>© 2025 Filip Kučera</w:t>
-    </w:r>
-    <w:r>
-      <w:rPr>
-        <w:color w:val="888888"/>
-        <w:sz w:val="16"/>
-        <w:szCs w:val="16"/>
-      </w:rPr>
-      <w:t xml:space="preserve"> </w:t>
+      <w:t xml:space="preserve">© 2025 Filip Kučera </w:t>
     </w:r>
   </w:p>
 </w:ftr>
@@ -16148,6 +16394,96 @@
 <file path=word/numbering.xml><?xml version="1.0" encoding="utf-8"?>
 <w:numbering xmlns:wpc="http://schemas.microsoft.com/office/word/2010/wordprocessingCanvas" xmlns:cx="http://schemas.microsoft.com/office/drawing/2014/chartex" xmlns:cx1="http://schemas.microsoft.com/office/drawing/2015/9/8/chartex" xmlns:cx2="http://schemas.microsoft.com/office/drawing/2015/10/21/chartex" xmlns:cx3="http://schemas.microsoft.com/office/drawing/2016/5/9/chartex" xmlns:cx4="http://schemas.microsoft.com/office/drawing/2016/5/10/chartex" xmlns:cx5="http://schemas.microsoft.com/office/drawing/2016/5/11/chartex" xmlns:cx6="http://schemas.microsoft.com/office/drawing/2016/5/12/chartex" xmlns:cx7="http://schemas.microsoft.com/office/drawing/2016/5/13/chartex" xmlns:cx8="http://schemas.microsoft.com/office/drawing/2016/5/14/chartex" xmlns:mc="http://schemas.openxmlformats.org/markup-compatibility/2006" xmlns:aink="http://schemas.microsoft.com/office/drawing/2016/ink" xmlns:am3d="http://schemas.microsoft.com/office/drawing/2017/model3d" xmlns:o="urn:schemas-microsoft-com:office:office" xmlns:oel="http://schemas.microsoft.com/office/2019/extlst" xmlns:r="http://schemas.openxmlformats.org/officeDocument/2006/relationships" xmlns:m="http://schemas.openxmlformats.org/officeDocument/2006/math" xmlns:v="urn:schemas-microsoft-com:vml" xmlns:wp14="http://schemas.microsoft.com/office/word/2010/wordprocessingDrawing" xmlns:wp="http://schemas.openxmlformats.org/drawingml/2006/wordprocessingDrawing" xmlns:w10="urn:schemas-microsoft-com:office:word" xmlns:w="http://schemas.openxmlformats.org/wordprocessingml/2006/main" xmlns:w14="http://schemas.microsoft.com/office/word/2010/wordml" xmlns:w15="http://schemas.microsoft.com/office/word/2012/wordml" xmlns:w16cex="http://schemas.microsoft.com/office/word/2018/wordml/cex" xmlns:w16cid="http://schemas.microsoft.com/office/word/2016/wordml/cid" xmlns:w16="http://schemas.microsoft.com/office/word/2018/wordml" xmlns:w16du="http://schemas.microsoft.com/office/word/2023/wordml/word16du" xmlns:w16sdtdh="http://schemas.microsoft.com/office/word/2020/wordml/sdtdatahash" xmlns:w16sdtfl="http://schemas.microsoft.com/office/word/2024/wordml/sdtformatlock" xmlns:w16se="http://schemas.microsoft.com/office/word/2015/wordml/symex" xmlns:wpg="http://schemas.microsoft.com/office/word/2010/wordprocessingGroup" xmlns:wpi="http://schemas.microsoft.com/office/word/2010/wordprocessingInk" xmlns:wne="http://schemas.microsoft.com/office/word/2006/wordml" xmlns:wps="http://schemas.microsoft.com/office/word/2010/wordprocessingShape" mc:Ignorable="w14 w15 w16se w16cid w16 w16cex w16sdtdh w16sdtfl w16du wp14">
   <w:abstractNum w:abstractNumId="0" w15:restartNumberingAfterBreak="0">
+    <w:nsid w:val="18D84782"/>
+    <w:multiLevelType w:val="hybridMultilevel"/>
+    <w:tmpl w:val="2DCC5076"/>
+    <w:lvl w:ilvl="0" w:tplc="FFFFFFFF">
+      <w:start w:val="1"/>
+      <w:numFmt w:val="decimal"/>
+      <w:lvlText w:val="%1."/>
+      <w:lvlJc w:val="left"/>
+      <w:pPr>
+        <w:ind w:left="720" w:hanging="360"/>
+      </w:pPr>
+      <w:rPr>
+        <w:rFonts w:hint="default"/>
+        <w:color w:val="000000"/>
+      </w:rPr>
+    </w:lvl>
+    <w:lvl w:ilvl="1" w:tplc="FFFFFFFF" w:tentative="1">
+      <w:start w:val="1"/>
+      <w:numFmt w:val="lowerLetter"/>
+      <w:lvlText w:val="%2."/>
+      <w:lvlJc w:val="left"/>
+      <w:pPr>
+        <w:ind w:left="1440" w:hanging="360"/>
+      </w:pPr>
+    </w:lvl>
+    <w:lvl w:ilvl="2" w:tplc="FFFFFFFF" w:tentative="1">
+      <w:start w:val="1"/>
+      <w:numFmt w:val="lowerRoman"/>
+      <w:lvlText w:val="%3."/>
+      <w:lvlJc w:val="right"/>
+      <w:pPr>
+        <w:ind w:left="2160" w:hanging="180"/>
+      </w:pPr>
+    </w:lvl>
+    <w:lvl w:ilvl="3" w:tplc="FFFFFFFF" w:tentative="1">
+      <w:start w:val="1"/>
+      <w:numFmt w:val="decimal"/>
+      <w:lvlText w:val="%4."/>
+      <w:lvlJc w:val="left"/>
+      <w:pPr>
+        <w:ind w:left="2880" w:hanging="360"/>
+      </w:pPr>
+    </w:lvl>
+    <w:lvl w:ilvl="4" w:tplc="FFFFFFFF" w:tentative="1">
+      <w:start w:val="1"/>
+      <w:numFmt w:val="lowerLetter"/>
+      <w:lvlText w:val="%5."/>
+      <w:lvlJc w:val="left"/>
+      <w:pPr>
+        <w:ind w:left="3600" w:hanging="360"/>
+      </w:pPr>
+    </w:lvl>
+    <w:lvl w:ilvl="5" w:tplc="FFFFFFFF" w:tentative="1">
+      <w:start w:val="1"/>
+      <w:numFmt w:val="lowerRoman"/>
+      <w:lvlText w:val="%6."/>
+      <w:lvlJc w:val="right"/>
+      <w:pPr>
+        <w:ind w:left="4320" w:hanging="180"/>
+      </w:pPr>
+    </w:lvl>
+    <w:lvl w:ilvl="6" w:tplc="FFFFFFFF" w:tentative="1">
+      <w:start w:val="1"/>
+      <w:numFmt w:val="decimal"/>
+      <w:lvlText w:val="%7."/>
+      <w:lvlJc w:val="left"/>
+      <w:pPr>
+        <w:ind w:left="5040" w:hanging="360"/>
+      </w:pPr>
+    </w:lvl>
+    <w:lvl w:ilvl="7" w:tplc="FFFFFFFF" w:tentative="1">
+      <w:start w:val="1"/>
+      <w:numFmt w:val="lowerLetter"/>
+      <w:lvlText w:val="%8."/>
+      <w:lvlJc w:val="left"/>
+      <w:pPr>
+        <w:ind w:left="5760" w:hanging="360"/>
+      </w:pPr>
+    </w:lvl>
+    <w:lvl w:ilvl="8" w:tplc="FFFFFFFF" w:tentative="1">
+      <w:start w:val="1"/>
+      <w:numFmt w:val="lowerRoman"/>
+      <w:lvlText w:val="%9."/>
+      <w:lvlJc w:val="right"/>
+      <w:pPr>
+        <w:ind w:left="6480" w:hanging="180"/>
+      </w:pPr>
+    </w:lvl>
+  </w:abstractNum>
+  <w:abstractNum w:abstractNumId="1" w15:restartNumberingAfterBreak="0">
     <w:nsid w:val="1AFD1C43"/>
     <w:multiLevelType w:val="multilevel"/>
     <w:tmpl w:val="B4C210A0"/>
@@ -16233,7 +16569,187 @@
       </w:pPr>
     </w:lvl>
   </w:abstractNum>
-  <w:abstractNum w:abstractNumId="1" w15:restartNumberingAfterBreak="0">
+  <w:abstractNum w:abstractNumId="2" w15:restartNumberingAfterBreak="0">
+    <w:nsid w:val="2FDA73B5"/>
+    <w:multiLevelType w:val="hybridMultilevel"/>
+    <w:tmpl w:val="2DCC5076"/>
+    <w:lvl w:ilvl="0" w:tplc="FFFFFFFF">
+      <w:start w:val="1"/>
+      <w:numFmt w:val="decimal"/>
+      <w:lvlText w:val="%1."/>
+      <w:lvlJc w:val="left"/>
+      <w:pPr>
+        <w:ind w:left="720" w:hanging="360"/>
+      </w:pPr>
+      <w:rPr>
+        <w:rFonts w:hint="default"/>
+        <w:color w:val="000000"/>
+      </w:rPr>
+    </w:lvl>
+    <w:lvl w:ilvl="1" w:tplc="FFFFFFFF" w:tentative="1">
+      <w:start w:val="1"/>
+      <w:numFmt w:val="lowerLetter"/>
+      <w:lvlText w:val="%2."/>
+      <w:lvlJc w:val="left"/>
+      <w:pPr>
+        <w:ind w:left="1440" w:hanging="360"/>
+      </w:pPr>
+    </w:lvl>
+    <w:lvl w:ilvl="2" w:tplc="FFFFFFFF" w:tentative="1">
+      <w:start w:val="1"/>
+      <w:numFmt w:val="lowerRoman"/>
+      <w:lvlText w:val="%3."/>
+      <w:lvlJc w:val="right"/>
+      <w:pPr>
+        <w:ind w:left="2160" w:hanging="180"/>
+      </w:pPr>
+    </w:lvl>
+    <w:lvl w:ilvl="3" w:tplc="FFFFFFFF" w:tentative="1">
+      <w:start w:val="1"/>
+      <w:numFmt w:val="decimal"/>
+      <w:lvlText w:val="%4."/>
+      <w:lvlJc w:val="left"/>
+      <w:pPr>
+        <w:ind w:left="2880" w:hanging="360"/>
+      </w:pPr>
+    </w:lvl>
+    <w:lvl w:ilvl="4" w:tplc="FFFFFFFF" w:tentative="1">
+      <w:start w:val="1"/>
+      <w:numFmt w:val="lowerLetter"/>
+      <w:lvlText w:val="%5."/>
+      <w:lvlJc w:val="left"/>
+      <w:pPr>
+        <w:ind w:left="3600" w:hanging="360"/>
+      </w:pPr>
+    </w:lvl>
+    <w:lvl w:ilvl="5" w:tplc="FFFFFFFF" w:tentative="1">
+      <w:start w:val="1"/>
+      <w:numFmt w:val="lowerRoman"/>
+      <w:lvlText w:val="%6."/>
+      <w:lvlJc w:val="right"/>
+      <w:pPr>
+        <w:ind w:left="4320" w:hanging="180"/>
+      </w:pPr>
+    </w:lvl>
+    <w:lvl w:ilvl="6" w:tplc="FFFFFFFF" w:tentative="1">
+      <w:start w:val="1"/>
+      <w:numFmt w:val="decimal"/>
+      <w:lvlText w:val="%7."/>
+      <w:lvlJc w:val="left"/>
+      <w:pPr>
+        <w:ind w:left="5040" w:hanging="360"/>
+      </w:pPr>
+    </w:lvl>
+    <w:lvl w:ilvl="7" w:tplc="FFFFFFFF" w:tentative="1">
+      <w:start w:val="1"/>
+      <w:numFmt w:val="lowerLetter"/>
+      <w:lvlText w:val="%8."/>
+      <w:lvlJc w:val="left"/>
+      <w:pPr>
+        <w:ind w:left="5760" w:hanging="360"/>
+      </w:pPr>
+    </w:lvl>
+    <w:lvl w:ilvl="8" w:tplc="FFFFFFFF" w:tentative="1">
+      <w:start w:val="1"/>
+      <w:numFmt w:val="lowerRoman"/>
+      <w:lvlText w:val="%9."/>
+      <w:lvlJc w:val="right"/>
+      <w:pPr>
+        <w:ind w:left="6480" w:hanging="180"/>
+      </w:pPr>
+    </w:lvl>
+  </w:abstractNum>
+  <w:abstractNum w:abstractNumId="3" w15:restartNumberingAfterBreak="0">
+    <w:nsid w:val="3E8129C1"/>
+    <w:multiLevelType w:val="hybridMultilevel"/>
+    <w:tmpl w:val="2DCC5076"/>
+    <w:lvl w:ilvl="0" w:tplc="8AE272DE">
+      <w:start w:val="1"/>
+      <w:numFmt w:val="decimal"/>
+      <w:lvlText w:val="%1."/>
+      <w:lvlJc w:val="left"/>
+      <w:pPr>
+        <w:ind w:left="720" w:hanging="360"/>
+      </w:pPr>
+      <w:rPr>
+        <w:rFonts w:hint="default"/>
+        <w:color w:val="000000"/>
+      </w:rPr>
+    </w:lvl>
+    <w:lvl w:ilvl="1" w:tplc="04050019" w:tentative="1">
+      <w:start w:val="1"/>
+      <w:numFmt w:val="lowerLetter"/>
+      <w:lvlText w:val="%2."/>
+      <w:lvlJc w:val="left"/>
+      <w:pPr>
+        <w:ind w:left="1440" w:hanging="360"/>
+      </w:pPr>
+    </w:lvl>
+    <w:lvl w:ilvl="2" w:tplc="0405001B" w:tentative="1">
+      <w:start w:val="1"/>
+      <w:numFmt w:val="lowerRoman"/>
+      <w:lvlText w:val="%3."/>
+      <w:lvlJc w:val="right"/>
+      <w:pPr>
+        <w:ind w:left="2160" w:hanging="180"/>
+      </w:pPr>
+    </w:lvl>
+    <w:lvl w:ilvl="3" w:tplc="0405000F" w:tentative="1">
+      <w:start w:val="1"/>
+      <w:numFmt w:val="decimal"/>
+      <w:lvlText w:val="%4."/>
+      <w:lvlJc w:val="left"/>
+      <w:pPr>
+        <w:ind w:left="2880" w:hanging="360"/>
+      </w:pPr>
+    </w:lvl>
+    <w:lvl w:ilvl="4" w:tplc="04050019" w:tentative="1">
+      <w:start w:val="1"/>
+      <w:numFmt w:val="lowerLetter"/>
+      <w:lvlText w:val="%5."/>
+      <w:lvlJc w:val="left"/>
+      <w:pPr>
+        <w:ind w:left="3600" w:hanging="360"/>
+      </w:pPr>
+    </w:lvl>
+    <w:lvl w:ilvl="5" w:tplc="0405001B" w:tentative="1">
+      <w:start w:val="1"/>
+      <w:numFmt w:val="lowerRoman"/>
+      <w:lvlText w:val="%6."/>
+      <w:lvlJc w:val="right"/>
+      <w:pPr>
+        <w:ind w:left="4320" w:hanging="180"/>
+      </w:pPr>
+    </w:lvl>
+    <w:lvl w:ilvl="6" w:tplc="0405000F" w:tentative="1">
+      <w:start w:val="1"/>
+      <w:numFmt w:val="decimal"/>
+      <w:lvlText w:val="%7."/>
+      <w:lvlJc w:val="left"/>
+      <w:pPr>
+        <w:ind w:left="5040" w:hanging="360"/>
+      </w:pPr>
+    </w:lvl>
+    <w:lvl w:ilvl="7" w:tplc="04050019" w:tentative="1">
+      <w:start w:val="1"/>
+      <w:numFmt w:val="lowerLetter"/>
+      <w:lvlText w:val="%8."/>
+      <w:lvlJc w:val="left"/>
+      <w:pPr>
+        <w:ind w:left="5760" w:hanging="360"/>
+      </w:pPr>
+    </w:lvl>
+    <w:lvl w:ilvl="8" w:tplc="0405001B" w:tentative="1">
+      <w:start w:val="1"/>
+      <w:numFmt w:val="lowerRoman"/>
+      <w:lvlText w:val="%9."/>
+      <w:lvlJc w:val="right"/>
+      <w:pPr>
+        <w:ind w:left="6480" w:hanging="180"/>
+      </w:pPr>
+    </w:lvl>
+  </w:abstractNum>
+  <w:abstractNum w:abstractNumId="4" w15:restartNumberingAfterBreak="0">
     <w:nsid w:val="4A6122ED"/>
     <w:multiLevelType w:val="multilevel"/>
     <w:tmpl w:val="5A34E940"/>
@@ -16320,10 +16836,19 @@
     </w:lvl>
   </w:abstractNum>
   <w:num w:numId="1" w16cid:durableId="247733828">
+    <w:abstractNumId w:val="4"/>
+  </w:num>
+  <w:num w:numId="2" w16cid:durableId="934557109">
     <w:abstractNumId w:val="1"/>
   </w:num>
-  <w:num w:numId="2" w16cid:durableId="934557109">
+  <w:num w:numId="3" w16cid:durableId="1407024111">
+    <w:abstractNumId w:val="3"/>
+  </w:num>
+  <w:num w:numId="4" w16cid:durableId="206138954">
     <w:abstractNumId w:val="0"/>
+  </w:num>
+  <w:num w:numId="5" w16cid:durableId="1100763467">
+    <w:abstractNumId w:val="2"/>
   </w:num>
 </w:numbering>
 </file>
@@ -16752,6 +17277,7 @@
     <w:name w:val="heading 2"/>
     <w:basedOn w:val="Normln"/>
     <w:next w:val="Normln"/>
+    <w:link w:val="Nadpis2Char"/>
     <w:uiPriority w:val="9"/>
     <w:unhideWhenUsed/>
     <w:qFormat/>
@@ -16871,7 +17397,6 @@
   <w:style w:type="character" w:default="1" w:styleId="Standardnpsmoodstavce">
     <w:name w:val="Default Paragraph Font"/>
     <w:uiPriority w:val="1"/>
-    <w:semiHidden/>
     <w:unhideWhenUsed/>
   </w:style>
   <w:style w:type="table" w:default="1" w:styleId="Normlntabulka">
@@ -17183,6 +17708,54 @@
     <w:link w:val="Zpat"/>
     <w:uiPriority w:val="99"/>
     <w:rsid w:val="008875B4"/>
+  </w:style>
+  <w:style w:type="character" w:customStyle="1" w:styleId="Nadpis2Char">
+    <w:name w:val="Nadpis 2 Char"/>
+    <w:basedOn w:val="Standardnpsmoodstavce"/>
+    <w:link w:val="Nadpis2"/>
+    <w:uiPriority w:val="9"/>
+    <w:rsid w:val="00310F94"/>
+    <w:rPr>
+      <w:b/>
+      <w:bCs/>
+      <w:color w:val="2E75B6"/>
+      <w:sz w:val="28"/>
+      <w:szCs w:val="28"/>
+    </w:rPr>
+  </w:style>
+  <w:style w:type="character" w:styleId="Hypertextovodkaz">
+    <w:name w:val="Hyperlink"/>
+    <w:basedOn w:val="Standardnpsmoodstavce"/>
+    <w:uiPriority w:val="99"/>
+    <w:unhideWhenUsed/>
+    <w:rsid w:val="00310F94"/>
+    <w:rPr>
+      <w:color w:val="0000FF" w:themeColor="hyperlink"/>
+      <w:u w:val="single"/>
+    </w:rPr>
+  </w:style>
+  <w:style w:type="character" w:styleId="Nevyeenzmnka">
+    <w:name w:val="Unresolved Mention"/>
+    <w:basedOn w:val="Standardnpsmoodstavce"/>
+    <w:uiPriority w:val="99"/>
+    <w:semiHidden/>
+    <w:unhideWhenUsed/>
+    <w:rsid w:val="00310F94"/>
+    <w:rPr>
+      <w:color w:val="605E5C"/>
+      <w:shd w:val="clear" w:color="auto" w:fill="E1DFDD"/>
+    </w:rPr>
+  </w:style>
+  <w:style w:type="paragraph" w:styleId="Odstavecseseznamem">
+    <w:name w:val="List Paragraph"/>
+    <w:basedOn w:val="Normln"/>
+    <w:uiPriority w:val="34"/>
+    <w:qFormat/>
+    <w:rsid w:val="006A349E"/>
+    <w:pPr>
+      <w:ind w:left="720"/>
+      <w:contextualSpacing/>
+    </w:pPr>
   </w:style>
 </w:styles>
 </file>
